--- a/QuadERP Marketing Kit/12_pricing_page_copy.docx
+++ b/QuadERP Marketing Kit/12_pricing_page_copy.docx
@@ -118,7 +118,7 @@
         <w:t xml:space="preserve"> </w:t>
       </w:r>
       <w:r>
-        <w:t xml:space="preserve">QuadERP pays for itself in the first month. Choose the plan that fits your business — and try it free for 30 days. No credit card. No risk.</w:t>
+        <w:t xml:space="preserve">QuadERP pays for itself in the first month. Choose the plan that fits your business, and try it free for 30 days. No credit card. No risk.</w:t>
       </w:r>
     </w:p>
     <w:p>
@@ -172,13 +172,13 @@
           <w:b/>
           <w:bCs/>
         </w:rPr>
-        <w:t xml:space="preserve">Setup fee:</w:t>
-      </w:r>
-      <w:r>
-        <w:t xml:space="preserve"> </w:t>
-      </w:r>
-      <w:r>
-        <w:t xml:space="preserve">GHS 1,000 (one-time)</w:t>
+        <w:t xml:space="preserve">Setup:</w:t>
+      </w:r>
+      <w:r>
+        <w:t xml:space="preserve"> </w:t>
+      </w:r>
+      <w:r>
+        <w:t xml:space="preserve">Free if you set it up yourself. Guided setup GHS 1,000 (one-time, optional)</w:t>
       </w:r>
       <w:r>
         <w:t xml:space="preserve"> </w:t>
@@ -216,7 +216,7 @@
         <w:t xml:space="preserve"> </w:t>
       </w:r>
       <w:r>
-        <w:t xml:space="preserve">You’ve built your shop with hard work. Now build it with real data. The Single Branch plan gives you a complete POS, real-time inventory tracking, automatic theft detection, and crystal-clear financial reports — all on your phone. No more paper ledgers. No more guessing. No more</w:t>
+        <w:t xml:space="preserve">You’ve built your shop with hard work. Now build it with real data. The Single Branch plan gives you a complete POS, real-time inventory tracking, automatic theft detection, and crystal-clear financial reports, all on your phone. No more paper ledgers. No more guessing. No more</w:t>
       </w:r>
       <w:r>
         <w:t xml:space="preserve"> </w:t>
@@ -240,7 +240,7 @@
         <w:t xml:space="preserve"> </w:t>
       </w:r>
       <w:r>
-        <w:t xml:space="preserve">- ⚡ Process sales in seconds — Cash, Card, Mobile Money</w:t>
+        <w:t xml:space="preserve">- ⚡ Process sales in seconds. Cash, Card, Mobile Money</w:t>
       </w:r>
       <w:r>
         <w:t xml:space="preserve"> </w:t>
@@ -258,7 +258,7 @@
         <w:t xml:space="preserve"> </w:t>
       </w:r>
       <w:r>
-        <w:t xml:space="preserve">- 💰 Track who owes you money — and how much</w:t>
+        <w:t xml:space="preserve">- 💰 Track who owes you money, and how much</w:t>
       </w:r>
       <w:r>
         <w:t xml:space="preserve"> </w:t>
@@ -270,7 +270,7 @@
         <w:t xml:space="preserve"> </w:t>
       </w:r>
       <w:r>
-        <w:t xml:space="preserve">- 📊 Daily, weekly, and monthly reports — automated</w:t>
+        <w:t xml:space="preserve">- 📊 Daily, weekly, and monthly reports. Automated</w:t>
       </w:r>
     </w:p>
     <w:p>
@@ -323,23 +323,23 @@
         <w:t xml:space="preserve"> </w:t>
       </w:r>
       <w:r>
-        <w:t xml:space="preserve">GHS 600/month</w:t>
-      </w:r>
-      <w:r>
-        <w:t xml:space="preserve"> </w:t>
-      </w:r>
-      <w:r>
-        <w:rPr>
-          <w:b/>
-          <w:bCs/>
-        </w:rPr>
-        <w:t xml:space="preserve">Setup fee:</w:t>
-      </w:r>
-      <w:r>
-        <w:t xml:space="preserve"> </w:t>
-      </w:r>
-      <w:r>
-        <w:t xml:space="preserve">GHS 2,500 (one-time)</w:t>
+        <w:t xml:space="preserve">GHS 450/month</w:t>
+      </w:r>
+      <w:r>
+        <w:t xml:space="preserve"> </w:t>
+      </w:r>
+      <w:r>
+        <w:rPr>
+          <w:b/>
+          <w:bCs/>
+        </w:rPr>
+        <w:t xml:space="preserve">Setup:</w:t>
+      </w:r>
+      <w:r>
+        <w:t xml:space="preserve"> </w:t>
+      </w:r>
+      <w:r>
+        <w:t xml:space="preserve">Free if you set it up yourself. Guided setup GHS 2,500 (one-time, optional)</w:t>
       </w:r>
       <w:r>
         <w:t xml:space="preserve"> </w:t>
@@ -377,7 +377,7 @@
         <w:t xml:space="preserve"> </w:t>
       </w:r>
       <w:r>
-        <w:t xml:space="preserve">Growing to 2, 3, or 5 locations? Congratulations — and welcome to the hardest part of retail. Managing multiple branches without a central system is like driving blindfolded. The Multi-Branch plan gives you everything in Single Branch PLUS complete visibility across all locations. Transfer stock between branches, compare branch performance, and stop guessing what’s happening when you’re not there.</w:t>
+        <w:t xml:space="preserve">Growing to 2, 3, or 5 locations? Congratulations, and welcome to the hardest part of retail. Managing multiple branches without a central system is like driving blindfolded. The Multi-Branch plan gives you everything in Single Branch PLUS complete visibility across all locations. Transfer stock between branches, compare branch performance, and stop guessing what’s happening when you’re not there.</w:t>
       </w:r>
     </w:p>
     <w:p>
@@ -401,13 +401,13 @@
         <w:t xml:space="preserve"> </w:t>
       </w:r>
       <w:r>
-        <w:t xml:space="preserve">- 🔄 Cross-branch stock transfers — tracked and verified</w:t>
-      </w:r>
-      <w:r>
-        <w:t xml:space="preserve"> </w:t>
-      </w:r>
-      <w:r>
-        <w:t xml:space="preserve">- 📊 Per-branch performance reports — compare and optimize</w:t>
+        <w:t xml:space="preserve">- 🔄 Cross-branch stock transfers. Tracked and verified</w:t>
+      </w:r>
+      <w:r>
+        <w:t xml:space="preserve"> </w:t>
+      </w:r>
+      <w:r>
+        <w:t xml:space="preserve">- 📊 Per-branch performance reports. Compare and optimize</w:t>
       </w:r>
       <w:r>
         <w:t xml:space="preserve"> </w:t>
@@ -425,7 +425,7 @@
         <w:t xml:space="preserve"> </w:t>
       </w:r>
       <w:r>
-        <w:t xml:space="preserve">- 📱 Manage from anywhere — phone, tablet, or desktop</w:t>
+        <w:t xml:space="preserve">- 📱 Manage from anywhere. Phone, tablet, or desktop</w:t>
       </w:r>
     </w:p>
     <w:p>
@@ -443,7 +443,7 @@
         <w:t xml:space="preserve"> </w:t>
       </w:r>
       <w:r>
-        <w:t xml:space="preserve">⭐ MOST POPULAR — Chosen by 60% of QuadERP customers</w:t>
+        <w:t xml:space="preserve">⭐ MOST POPULAR</w:t>
       </w:r>
     </w:p>
     <w:p>
@@ -506,13 +506,13 @@
           <w:b/>
           <w:bCs/>
         </w:rPr>
-        <w:t xml:space="preserve">Setup fee:</w:t>
-      </w:r>
-      <w:r>
-        <w:t xml:space="preserve"> </w:t>
-      </w:r>
-      <w:r>
-        <w:t xml:space="preserve">Custom</w:t>
+        <w:t xml:space="preserve">Setup:</w:t>
+      </w:r>
+      <w:r>
+        <w:t xml:space="preserve"> </w:t>
+      </w:r>
+      <w:r>
+        <w:t xml:space="preserve">Free if you set it up yourself. Guided setup quoted (optional)</w:t>
       </w:r>
       <w:r>
         <w:t xml:space="preserve"> </w:t>
@@ -646,13 +646,13 @@
     </w:p>
     <w:bookmarkEnd w:id="13"/>
     <w:bookmarkEnd w:id="14"/>
-    <w:bookmarkStart w:id="15" w:name="compare-plans-feature-table"/>
+    <w:bookmarkStart w:id="15" w:name="compare-plans.-feature-table"/>
     <w:p>
       <w:pPr>
         <w:pStyle w:val="Heading2"/>
       </w:pPr>
       <w:r>
-        <w:t xml:space="preserve">Compare Plans — Feature Table</w:t>
+        <w:t xml:space="preserve">Compare Plans. Feature Table</w:t>
       </w:r>
     </w:p>
     <w:tbl>
@@ -2855,7 +2855,7 @@
         <w:pStyle w:val="BlockText"/>
       </w:pPr>
       <w:r>
-        <w:t xml:space="preserve">No credit card. No contract. No risk. Try every feature — including loss prevention, inventory tracking, and multi-location management — for a full month. If it’s not right for your business, just stop. But we think you’ll see the value long before Day 30.</w:t>
+        <w:t xml:space="preserve">No credit card. No contract. No risk. Try every feature, including loss prevention, inventory tracking, and multi-location management, for a full month. If it’s not right for your business, just stop. But we think you’ll see the value long before Day 30.</w:t>
       </w:r>
     </w:p>
     <w:p>
@@ -2930,10 +2930,7 @@
         <w:t xml:space="preserve">30-day free trial</w:t>
       </w:r>
       <w:r>
-        <w:t xml:space="preserve"> </w:t>
-      </w:r>
-      <w:r>
-        <w:t xml:space="preserve">— full access, no limits, no credit card required. You’ll have access to every feature so you can see exactly how it works for your business before spending a single cedi.</w:t>
+        <w:t xml:space="preserve">. Full access, no limits, no credit card required. You’ll have access to every feature so you can see exactly how it works for your business before spending a single cedi.</w:t>
       </w:r>
     </w:p>
     <w:p>
@@ -2951,7 +2948,7 @@
         <w:t xml:space="preserve"> </w:t>
       </w:r>
       <w:r>
-        <w:t xml:space="preserve">A: If you subscribe, nothing changes — your data, products, and settings all stay exactly as they are. If you choose not to subscribe, your account is paused (not deleted). Your data is kept safe for 90 days. You can come back and resubscribe at any time within that period and everything will be waiting for you.</w:t>
+        <w:t xml:space="preserve">A: If you subscribe, nothing changes. Your data, products, and settings all stay exactly as they are. If you choose not to subscribe, your account is paused (not deleted). Your data is kept safe for 30 days. You can come back and resubscribe at any time within that period and everything will be waiting for you.</w:t>
       </w:r>
     </w:p>
     <w:p>
@@ -2969,7 +2966,7 @@
         <w:t xml:space="preserve"> </w:t>
       </w:r>
       <w:r>
-        <w:t xml:space="preserve">A: Yes! You can upgrade or downgrade at any time. If you start with Single Branch and open a second location, just upgrade to Multi-Branch — all your existing data carries over. No data loss, no downtime.</w:t>
+        <w:t xml:space="preserve">A: Yes! You can upgrade or downgrade at any time. If you start with Single Branch and open a second location, just upgrade to Multi-Branch, all your existing data carries over. No data loss, no downtime.</w:t>
       </w:r>
     </w:p>
     <w:p>
@@ -2999,13 +2996,13 @@
           <w:b/>
           <w:bCs/>
         </w:rPr>
-        <w:t xml:space="preserve">Q: What does the setup fee cover?</w:t>
-      </w:r>
-      <w:r>
-        <w:t xml:space="preserve"> </w:t>
-      </w:r>
-      <w:r>
-        <w:t xml:space="preserve">A: The one-time setup fee covers personalized onboarding: a QuadERP specialist visits your shop, loads your products into the system, configures your settings, and trains your staff. If you’re comfortable setting up on your own (many customers are), you can skip the setup assistance — but the fee ensures you have the option.</w:t>
+        <w:t xml:space="preserve">Q: Is there a setup fee?</w:t>
+      </w:r>
+      <w:r>
+        <w:t xml:space="preserve"> </w:t>
+      </w:r>
+      <w:r>
+        <w:t xml:space="preserve">A: Not unless you want one. Setting the system up yourself costs nothing, and most people who have seen the demo can do it. If you would rather we did it, guided setup is a one-time GHS 1,000 on Single Branch or GHS 2,500 on Multi-Branch: we load your products, prices and opening stock, set up your branches, and train your staff so they can work the till on day one.</w:t>
       </w:r>
     </w:p>
     <w:p>
@@ -3023,7 +3020,7 @@
         <w:t xml:space="preserve"> </w:t>
       </w:r>
       <w:r>
-        <w:t xml:space="preserve">A: No. QuadERP works on any device — your existing phone, tablet, or computer. All you need is a web browser and an internet connection. If you want a barcode scanner or receipt printer, they’re optional add-ons but absolutely not required.</w:t>
+        <w:t xml:space="preserve">A: No. QuadERP works on any device. Your existing phone, tablet, or computer. All you need is a web browser and an internet connection. If you want a barcode scanner or receipt printer, they’re optional add-ons but absolutely not required.</w:t>
       </w:r>
     </w:p>
     <w:p>
@@ -3041,7 +3038,7 @@
         <w:t xml:space="preserve"> </w:t>
       </w:r>
       <w:r>
-        <w:t xml:space="preserve">A: Yes! QuadERP integrates with MTN MoMo, Vodafone Cash, and AirtelTigo Money. Your customers can pay via MoMo and every transaction is automatically tracked in your system alongside cash and card payments.</w:t>
+        <w:t xml:space="preserve">A: It records Mobile Money, it does not take it. Cash, card and MoMo are each recorded against the sale, so the day’s takings break down by method when you close the till. The customer still pays on your own MoMo number or bank terminal. One sale carries one method today, so someone paying half cash and half MoMo goes through as two lines.</w:t>
       </w:r>
     </w:p>
     <w:p>
@@ -3059,7 +3056,7 @@
         <w:t xml:space="preserve"> </w:t>
       </w:r>
       <w:r>
-        <w:t xml:space="preserve">A: All plans include WhatsApp and email support from real humans (not chatbots) during business hours. Our average response time is under 30 minutes. Franchise customers get priority support with a dedicated account manager and guaranteed response times.</w:t>
+        <w:t xml:space="preserve">A: All plans include WhatsApp and email support from real humans (not chatbots) during business hours. Franchise customers get priority support with a dedicated account manager and guaranteed response times.</w:t>
       </w:r>
     </w:p>
     <w:p>
@@ -3130,6 +3127,24 @@
       <w:r>
         <w:t xml:space="preserve">(update number monthly)</w:t>
       </w:r>
+      <w:r>
+        <w:t xml:space="preserve"> </w:t>
+      </w:r>
+      <w:r>
+        <w:t xml:space="preserve">Leave this out entirely until the number is real and you would be happy to</w:t>
+      </w:r>
+      <w:r>
+        <w:t xml:space="preserve"> </w:t>
+      </w:r>
+      <w:r>
+        <w:t xml:space="preserve">name the shops. An invented count is the easiest claim in this document to</w:t>
+      </w:r>
+      <w:r>
+        <w:t xml:space="preserve"> </w:t>
+      </w:r>
+      <w:r>
+        <w:t xml:space="preserve">disprove.</w:t>
+      </w:r>
     </w:p>
     <w:p>
       <w:pPr>
@@ -3152,7 +3167,7 @@
         <w:t xml:space="preserve"> </w:t>
       </w:r>
       <w:r>
-        <w:t xml:space="preserve">“Bank-Level Encryption — Your data is protected with 256-bit SSL encryption”</w:t>
+        <w:t xml:space="preserve">“Encryption in transit: every connection uses TLS, the same transport protection a bank site uses”</w:t>
       </w:r>
     </w:p>
     <w:p>
@@ -3164,19 +3179,31 @@
           <w:b/>
           <w:bCs/>
         </w:rPr>
-        <w:t xml:space="preserve">3. Uptime Badge</w:t>
-      </w:r>
-      <w:r>
-        <w:t xml:space="preserve"> </w:t>
-      </w:r>
-      <w:r>
-        <w:t xml:space="preserve">⚡</w:t>
-      </w:r>
-      <w:r>
-        <w:t xml:space="preserve"> </w:t>
-      </w:r>
-      <w:r>
-        <w:t xml:space="preserve">“99.9% Uptime — Your system is always available when you need it”</w:t>
+        <w:t xml:space="preserve">4. Payment Security</w:t>
+      </w:r>
+      <w:r>
+        <w:t xml:space="preserve"> </w:t>
+      </w:r>
+      <w:r>
+        <w:t xml:space="preserve">💳</w:t>
+      </w:r>
+      <w:r>
+        <w:t xml:space="preserve"> </w:t>
+      </w:r>
+      <w:r>
+        <w:t xml:space="preserve">“Subscription payments secured by Paystack”</w:t>
+      </w:r>
+      <w:r>
+        <w:t xml:space="preserve"> </w:t>
+      </w:r>
+      <w:r>
+        <w:t xml:space="preserve">(with Paystack logo)</w:t>
+      </w:r>
+      <w:r>
+        <w:t xml:space="preserve"> </w:t>
+      </w:r>
+      <w:r>
+        <w:t xml:space="preserve">Only true of the subscription you pay us. Do not use this badge anywhere it could read as QuadERP processing your customers’ payments, because it does not.</w:t>
       </w:r>
     </w:p>
     <w:p>
@@ -3188,25 +3215,19 @@
           <w:b/>
           <w:bCs/>
         </w:rPr>
-        <w:t xml:space="preserve">4. Payment Security</w:t>
-      </w:r>
-      <w:r>
-        <w:t xml:space="preserve"> </w:t>
-      </w:r>
-      <w:r>
-        <w:t xml:space="preserve">💳</w:t>
-      </w:r>
-      <w:r>
-        <w:t xml:space="preserve"> </w:t>
-      </w:r>
-      <w:r>
-        <w:t xml:space="preserve">“Payments secured by Paystack”</w:t>
-      </w:r>
-      <w:r>
-        <w:t xml:space="preserve"> </w:t>
-      </w:r>
-      <w:r>
-        <w:t xml:space="preserve">(with Paystack logo)</w:t>
+        <w:t xml:space="preserve">5. No Lock-In Badge</w:t>
+      </w:r>
+      <w:r>
+        <w:t xml:space="preserve"> </w:t>
+      </w:r>
+      <w:r>
+        <w:t xml:space="preserve">🔓</w:t>
+      </w:r>
+      <w:r>
+        <w:t xml:space="preserve"> </w:t>
+      </w:r>
+      <w:r>
+        <w:t xml:space="preserve">“No contracts. Cancel anytime. Your data is always exportable.”</w:t>
       </w:r>
     </w:p>
     <w:p>
@@ -3218,37 +3239,13 @@
           <w:b/>
           <w:bCs/>
         </w:rPr>
-        <w:t xml:space="preserve">5. No Lock-In Badge</w:t>
-      </w:r>
-      <w:r>
-        <w:t xml:space="preserve"> </w:t>
-      </w:r>
-      <w:r>
-        <w:t xml:space="preserve">🔓</w:t>
-      </w:r>
-      <w:r>
-        <w:t xml:space="preserve"> </w:t>
-      </w:r>
-      <w:r>
-        <w:t xml:space="preserve">“No contracts. Cancel anytime. Your data is always exportable.”</w:t>
-      </w:r>
-    </w:p>
-    <w:p>
-      <w:pPr>
-        <w:pStyle w:val="BodyText"/>
-      </w:pPr>
-      <w:r>
-        <w:rPr>
-          <w:b/>
-          <w:bCs/>
-        </w:rPr>
         <w:t xml:space="preserve">6. Testimonial Carousel</w:t>
       </w:r>
       <w:r>
         <w:t xml:space="preserve"> </w:t>
       </w:r>
       <w:r>
-        <w:t xml:space="preserve">Display 3-4 rotating customer testimonials with name, business type, and location:</w:t>
+        <w:t xml:space="preserve">Display 3-4 rotating customer testimonials with name, business type, and location.</w:t>
       </w:r>
     </w:p>
     <w:p>
@@ -3256,13 +3253,77 @@
         <w:pStyle w:val="BlockText"/>
       </w:pPr>
       <w:r>
+        <w:rPr>
+          <w:b/>
+          <w:bCs/>
+        </w:rPr>
+        <w:t xml:space="preserve">NOT FOR PUBLICATION.</w:t>
+      </w:r>
+      <w:r>
+        <w:t xml:space="preserve"> </w:t>
+      </w:r>
+      <w:r>
+        <w:t xml:space="preserve">The four below are written examples, not customers.</w:t>
+      </w:r>
+      <w:r>
+        <w:t xml:space="preserve"> </w:t>
+      </w:r>
+      <w:r>
+        <w:t xml:space="preserve">Nobody said these words and none of these people exist. They are here to show</w:t>
+      </w:r>
+      <w:r>
+        <w:t xml:space="preserve"> </w:t>
+      </w:r>
+      <w:r>
+        <w:t xml:space="preserve">the shape and length a good testimonial takes, so a real one can be dropped</w:t>
+      </w:r>
+      <w:r>
+        <w:t xml:space="preserve"> </w:t>
+      </w:r>
+      <w:r>
+        <w:t xml:space="preserve">into the same slot. Publishing them as real would be inventing customers,</w:t>
+      </w:r>
+      <w:r>
+        <w:t xml:space="preserve"> </w:t>
+      </w:r>
+      <w:r>
+        <w:t xml:space="preserve">which is the same standard that removed the uptime claim from the site.</w:t>
+      </w:r>
+      <w:r>
+        <w:t xml:space="preserve"> </w:t>
+      </w:r>
+      <w:r>
+        <w:t xml:space="preserve">Replace each one with a real quote, obtained with permission, before this</w:t>
+      </w:r>
+      <w:r>
+        <w:t xml:space="preserve"> </w:t>
+      </w:r>
+      <w:r>
+        <w:t xml:space="preserve">section goes anywhere near a customer.</w:t>
+      </w:r>
+    </w:p>
+    <w:p>
+      <w:pPr>
+        <w:pStyle w:val="BlockText"/>
+      </w:pPr>
+      <w:r>
+        <w:rPr>
+          <w:i/>
+          <w:iCs/>
+        </w:rPr>
+        <w:t xml:space="preserve">Example only.</w:t>
+      </w:r>
+      <w:r>
+        <w:t xml:space="preserve"> </w:t>
+      </w:r>
+      <w:r>
         <w:t xml:space="preserve">“QuadERP caught GHS 800/month in theft I didn’t know about.”</w:t>
       </w:r>
       <w:r>
         <w:t xml:space="preserve"> </w:t>
       </w:r>
       <w:r>
-        <w:t xml:space="preserve">— Grace A., Pharmacy, Osu</w:t>
+        <w:t xml:space="preserve">Grace A., Pharmacy, Osu</w:t>
       </w:r>
     </w:p>
     <w:p>
@@ -3270,13 +3331,23 @@
         <w:pStyle w:val="BlockText"/>
       </w:pPr>
       <w:r>
+        <w:rPr>
+          <w:i/>
+          <w:iCs/>
+        </w:rPr>
+        <w:t xml:space="preserve">Example only.</w:t>
+      </w:r>
+      <w:r>
+        <w:t xml:space="preserve"> </w:t>
+      </w:r>
+      <w:r>
         <w:t xml:space="preserve">“I manage 3 branches from my phone. Saved GHS 600/month in transport.”</w:t>
       </w:r>
       <w:r>
         <w:t xml:space="preserve"> </w:t>
       </w:r>
       <w:r>
-        <w:t xml:space="preserve">— Abigail T., Beauty Supply, East Legon</w:t>
+        <w:t xml:space="preserve">Abigail T., Beauty Supply, East Legon</w:t>
       </w:r>
     </w:p>
     <w:p>
@@ -3284,13 +3355,23 @@
         <w:pStyle w:val="BlockText"/>
       </w:pPr>
       <w:r>
+        <w:rPr>
+          <w:i/>
+          <w:iCs/>
+        </w:rPr>
+        <w:t xml:space="preserve">Example only.</w:t>
+      </w:r>
+      <w:r>
+        <w:t xml:space="preserve"> </w:t>
+      </w:r>
+      <w:r>
         <w:t xml:space="preserve">“My staff learned it in one afternoon. Easier than I expected.”</w:t>
       </w:r>
       <w:r>
         <w:t xml:space="preserve"> </w:t>
       </w:r>
       <w:r>
-        <w:t xml:space="preserve">— Efua O., Hardware Store, Takoradi</w:t>
+        <w:t xml:space="preserve">Efua O., Hardware Store, Takoradi</w:t>
       </w:r>
     </w:p>
     <w:p>
@@ -3298,13 +3379,23 @@
         <w:pStyle w:val="BlockText"/>
       </w:pPr>
       <w:r>
+        <w:rPr>
+          <w:i/>
+          <w:iCs/>
+        </w:rPr>
+        <w:t xml:space="preserve">Example only.</w:t>
+      </w:r>
+      <w:r>
+        <w:t xml:space="preserve"> </w:t>
+      </w:r>
+      <w:r>
         <w:t xml:space="preserve">“I got my weekends back. No more Sunday stocktakes.”</w:t>
       </w:r>
       <w:r>
         <w:t xml:space="preserve"> </w:t>
       </w:r>
       <w:r>
-        <w:t xml:space="preserve">— Nana Yaw B., Mini-Mart, Tema</w:t>
+        <w:t xml:space="preserve">Nana Yaw B., Mini-Mart, Tema</w:t>
       </w:r>
     </w:p>
     <w:p>
@@ -3505,7 +3596,7 @@
         <w:t xml:space="preserve"> </w:t>
       </w:r>
       <w:r>
-        <w:t xml:space="preserve">The Multi-Branch card should be visually elevated — slightly larger, different background color (or border), and a prominent</w:t>
+        <w:t xml:space="preserve">The Multi-Branch card should be visually elevated. Slightly larger, different background color (or border), and a prominent</w:t>
       </w:r>
       <w:r>
         <w:t xml:space="preserve"> </w:t>
@@ -3539,7 +3630,7 @@
         <w:t xml:space="preserve"> </w:t>
       </w:r>
       <w:r>
-        <w:t xml:space="preserve">Consider adding an annual billing option with a discount (e.g., pay 10 months, get 12 — save 17%). This increases LTV and reduces churn. Label it as</w:t>
+        <w:t xml:space="preserve">Consider adding an annual billing option with a discount (e.g., pay 10 months, get 12. Save 17%). This increases LTV and reduces churn. Label it as</w:t>
       </w:r>
       <w:r>
         <w:t xml:space="preserve"> </w:t>
